--- a/trip/xi-an/xi-an_en.docx
+++ b/trip/xi-an/xi-an_en.docx
@@ -446,7 +446,7 @@
           <w:b w:val="0"/>
           <w:sz w:val="21"/>
         </w:rPr>
-        <w:t>Old-city core day with the wall as the main sight: enter at South Gate / Yongning Gate, rent bikes, ride west to the northwest corner or near Yuxiang Gate and descend to Guangren Temple; if bikes can't be returned at the northwest corner, descend at West Gate / Anding Gate and walk to Guangren Temple. On Saturday avoid climbing the wall too late; if suitable bikes aren't available, walk a section or use the wall sightseeing bus. The Great Mosque is optional if you have energy left.</w:t>
+        <w:t>Old-city core day with the wall as the main sight: enter at South Gate / Yongning Gate, rent bikes, ride west to the northwest corner or near Yuxiang Gate and descend to Guangren Temple; if bikes can't be returned at the northwest corner, descend at West Gate / Anding Gate and walk to Guangren Temple. Avoid climbing the wall too late on the day; if suitable bikes aren't available, walk a section or use the wall sightseeing bus. The Great Mosque is optional if you have energy left.</w:t>
       </w:r>
     </w:p>
     <w:p>

--- a/trip/xi-an/xi-an_en.docx
+++ b/trip/xi-an/xi-an_en.docx
@@ -572,7 +572,7 @@
           <w:b w:val="0"/>
           <w:sz w:val="22"/>
         </w:rPr>
-        <w:t xml:space="preserve">Manage your packing list with this </w:t>
+        <w:t xml:space="preserve">Manage your packing list with an </w:t>
       </w:r>
       <w:hyperlink r:id="rId9">
         <w:r>
